--- a/examples/roundtrip.docx
+++ b/examples/roundtrip.docx
@@ -1807,11 +1807,14 @@
     <w:lvl w:ilvl="0">
       <w:start w:val="1"/>
       <w:numFmt w:val="bullet"/>
-      <w:lvlText w:val="•"/>
+      <w:lvlText w:val=""/>
       <w:lvlJc w:val="left"/>
       <w:pPr>
         <w:ind w:left="720" w:hanging="360"/>
       </w:pPr>
+      <w:rPr>
+        <w:rFonts w:ascii="Symbol" w:hAnsi="Symbol" w:hint="default"/>
+      </w:rPr>
     </w:lvl>
     <w:lvl w:ilvl="1">
       <w:start w:val="1"/>
@@ -1900,11 +1903,14 @@
     <w:lvl w:ilvl="1">
       <w:start w:val="1"/>
       <w:numFmt w:val="bullet"/>
-      <w:lvlText w:val="◦"/>
+      <w:lvlText w:val="o"/>
       <w:lvlJc w:val="left"/>
       <w:pPr>
         <w:ind w:left="1440" w:hanging="360"/>
       </w:pPr>
+      <w:rPr>
+        <w:rFonts w:ascii="Courier New" w:hAnsi="Courier New" w:hint="default"/>
+      </w:rPr>
     </w:lvl>
     <w:lvl w:ilvl="2">
       <w:start w:val="1"/>

--- a/examples/roundtrip.docx
+++ b/examples/roundtrip.docx
@@ -2202,14 +2202,16 @@
     <w:pPr>
       <w:keepNext/>
       <w:keepLines/>
-      <w:spacing w:before="295" w:after="295"/>
+      <w:spacing w:before="261" w:after="261"/>
       <w:outlineLvl w:val="0"/>
     </w:pPr>
     <w:rPr>
+      <w:rFonts w:ascii="Helvetica Neue" w:hAnsi="Helvetica Neue" w:eastAsia="Helvetica Neue" w:cs="Helvetica Neue"/>
       <w:b/>
       <w:bCs/>
-      <w:sz w:val="44"/>
-      <w:szCs w:val="44"/>
+      <w:color w:val="333333"/>
+      <w:sz w:val="39"/>
+      <w:szCs w:val="39"/>
     </w:rPr>
   </w:style>
   <w:style w:type="paragraph" w:styleId="Heading2">
@@ -2221,14 +2223,16 @@
     <w:pPr>
       <w:keepNext/>
       <w:keepLines/>
-      <w:spacing w:before="274" w:after="274"/>
+      <w:spacing w:before="243" w:after="243"/>
       <w:outlineLvl w:val="1"/>
     </w:pPr>
     <w:rPr>
+      <w:rFonts w:ascii="Helvetica Neue" w:hAnsi="Helvetica Neue" w:eastAsia="Helvetica Neue" w:cs="Helvetica Neue"/>
       <w:b/>
       <w:bCs/>
-      <w:sz w:val="33"/>
-      <w:szCs w:val="33"/>
+      <w:color w:val="333333"/>
+      <w:sz w:val="29"/>
+      <w:szCs w:val="29"/>
     </w:rPr>
   </w:style>
   <w:style w:type="paragraph" w:styleId="Heading3">
@@ -2240,14 +2244,16 @@
     <w:pPr>
       <w:keepNext/>
       <w:keepLines/>
-      <w:spacing w:before="257" w:after="257"/>
+      <w:spacing w:before="228" w:after="228"/>
       <w:outlineLvl w:val="2"/>
     </w:pPr>
     <w:rPr>
+      <w:rFonts w:ascii="Helvetica Neue" w:hAnsi="Helvetica Neue" w:eastAsia="Helvetica Neue" w:cs="Helvetica Neue"/>
       <w:b/>
       <w:bCs/>
-      <w:sz w:val="26"/>
-      <w:szCs w:val="26"/>
+      <w:color w:val="333333"/>
+      <w:sz w:val="23"/>
+      <w:szCs w:val="23"/>
     </w:rPr>
   </w:style>
   <w:style w:type="paragraph" w:styleId="Heading4">
@@ -2259,12 +2265,16 @@
     <w:pPr>
       <w:keepNext/>
       <w:keepLines/>
-      <w:spacing w:before="293" w:after="293"/>
+      <w:spacing w:before="259" w:after="259"/>
       <w:outlineLvl w:val="3"/>
     </w:pPr>
     <w:rPr>
+      <w:rFonts w:ascii="Helvetica Neue" w:hAnsi="Helvetica Neue" w:eastAsia="Helvetica Neue" w:cs="Helvetica Neue"/>
       <w:b/>
       <w:bCs/>
+      <w:color w:val="333333"/>
+      <w:sz w:val="20"/>
+      <w:szCs w:val="20"/>
     </w:rPr>
   </w:style>
   <w:style w:type="paragraph" w:styleId="Heading5">
@@ -2276,14 +2286,16 @@
     <w:pPr>
       <w:keepNext/>
       <w:keepLines/>
-      <w:spacing w:before="305" w:after="305"/>
+      <w:spacing w:before="270" w:after="270"/>
       <w:outlineLvl w:val="4"/>
     </w:pPr>
     <w:rPr>
+      <w:rFonts w:ascii="Helvetica Neue" w:hAnsi="Helvetica Neue" w:eastAsia="Helvetica Neue" w:cs="Helvetica Neue"/>
       <w:b/>
       <w:bCs/>
-      <w:sz w:val="18"/>
-      <w:szCs w:val="18"/>
+      <w:color w:val="333333"/>
+      <w:sz w:val="16"/>
+      <w:szCs w:val="16"/>
     </w:rPr>
   </w:style>
   <w:style w:type="paragraph" w:styleId="Heading6">
@@ -2295,14 +2307,16 @@
     <w:pPr>
       <w:keepNext/>
       <w:keepLines/>
-      <w:spacing w:before="343" w:after="343"/>
+      <w:spacing w:before="304" w:after="304"/>
       <w:outlineLvl w:val="5"/>
     </w:pPr>
     <w:rPr>
+      <w:rFonts w:ascii="Helvetica Neue" w:hAnsi="Helvetica Neue" w:eastAsia="Helvetica Neue" w:cs="Helvetica Neue"/>
       <w:b/>
       <w:bCs/>
-      <w:sz w:val="15"/>
-      <w:szCs w:val="15"/>
+      <w:color w:val="333333"/>
+      <w:sz w:val="13"/>
+      <w:szCs w:val="13"/>
     </w:rPr>
   </w:style>
   <w:style w:type="paragraph" w:styleId="Caption">
@@ -2312,6 +2326,12 @@
     <w:pPr>
       <w:jc w:val="center"/>
     </w:pPr>
+    <w:rPr>
+      <w:rFonts w:ascii="Helvetica Neue" w:hAnsi="Helvetica Neue" w:eastAsia="Helvetica Neue" w:cs="Helvetica Neue"/>
+      <w:color w:val="333333"/>
+      <w:sz w:val="20"/>
+      <w:szCs w:val="20"/>
+    </w:rPr>
   </w:style>
   <w:style w:type="character" w:default="1" w:styleId="DefaultParagraphFont">
     <w:name w:val="Default Paragraph Font"/>

--- a/examples/roundtrip.docx
+++ b/examples/roundtrip.docx
@@ -2202,7 +2202,7 @@
     <w:pPr>
       <w:keepNext/>
       <w:keepLines/>
-      <w:spacing w:before="261" w:after="261"/>
+      <w:spacing w:before="322" w:after="322"/>
       <w:outlineLvl w:val="0"/>
     </w:pPr>
     <w:rPr>
@@ -2210,8 +2210,8 @@
       <w:b/>
       <w:bCs/>
       <w:color w:val="333333"/>
-      <w:sz w:val="39"/>
-      <w:szCs w:val="39"/>
+      <w:sz w:val="48"/>
+      <w:szCs w:val="48"/>
     </w:rPr>
   </w:style>
   <w:style w:type="paragraph" w:styleId="Heading2">
@@ -2223,7 +2223,7 @@
     <w:pPr>
       <w:keepNext/>
       <w:keepLines/>
-      <w:spacing w:before="243" w:after="243"/>
+      <w:spacing w:before="299" w:after="299"/>
       <w:outlineLvl w:val="1"/>
     </w:pPr>
     <w:rPr>
@@ -2231,8 +2231,8 @@
       <w:b/>
       <w:bCs/>
       <w:color w:val="333333"/>
-      <w:sz w:val="29"/>
-      <w:szCs w:val="29"/>
+      <w:sz w:val="36"/>
+      <w:szCs w:val="36"/>
     </w:rPr>
   </w:style>
   <w:style w:type="paragraph" w:styleId="Heading3">
@@ -2244,7 +2244,7 @@
     <w:pPr>
       <w:keepNext/>
       <w:keepLines/>
-      <w:spacing w:before="228" w:after="228"/>
+      <w:spacing w:before="281" w:after="281"/>
       <w:outlineLvl w:val="2"/>
     </w:pPr>
     <w:rPr>
@@ -2252,8 +2252,8 @@
       <w:b/>
       <w:bCs/>
       <w:color w:val="333333"/>
-      <w:sz w:val="23"/>
-      <w:szCs w:val="23"/>
+      <w:sz w:val="28"/>
+      <w:szCs w:val="28"/>
     </w:rPr>
   </w:style>
   <w:style w:type="paragraph" w:styleId="Heading4">
@@ -2265,7 +2265,7 @@
     <w:pPr>
       <w:keepNext/>
       <w:keepLines/>
-      <w:spacing w:before="259" w:after="259"/>
+      <w:spacing w:before="319" w:after="319"/>
       <w:outlineLvl w:val="3"/>
     </w:pPr>
     <w:rPr>
@@ -2273,8 +2273,8 @@
       <w:b/>
       <w:bCs/>
       <w:color w:val="333333"/>
-      <w:sz w:val="20"/>
-      <w:szCs w:val="20"/>
+      <w:sz w:val="24"/>
+      <w:szCs w:val="24"/>
     </w:rPr>
   </w:style>
   <w:style w:type="paragraph" w:styleId="Heading5">
@@ -2286,7 +2286,7 @@
     <w:pPr>
       <w:keepNext/>
       <w:keepLines/>
-      <w:spacing w:before="270" w:after="270"/>
+      <w:spacing w:before="333" w:after="333"/>
       <w:outlineLvl w:val="4"/>
     </w:pPr>
     <w:rPr>
@@ -2294,8 +2294,8 @@
       <w:b/>
       <w:bCs/>
       <w:color w:val="333333"/>
-      <w:sz w:val="16"/>
-      <w:szCs w:val="16"/>
+      <w:sz w:val="20"/>
+      <w:szCs w:val="20"/>
     </w:rPr>
   </w:style>
   <w:style w:type="paragraph" w:styleId="Heading6">
@@ -2307,7 +2307,7 @@
     <w:pPr>
       <w:keepNext/>
       <w:keepLines/>
-      <w:spacing w:before="304" w:after="304"/>
+      <w:spacing w:before="375" w:after="375"/>
       <w:outlineLvl w:val="5"/>
     </w:pPr>
     <w:rPr>
@@ -2315,8 +2315,8 @@
       <w:b/>
       <w:bCs/>
       <w:color w:val="333333"/>
-      <w:sz w:val="13"/>
-      <w:szCs w:val="13"/>
+      <w:sz w:val="16"/>
+      <w:szCs w:val="16"/>
     </w:rPr>
   </w:style>
   <w:style w:type="paragraph" w:styleId="Caption">
@@ -2329,8 +2329,8 @@
     <w:rPr>
       <w:rFonts w:ascii="Helvetica Neue" w:hAnsi="Helvetica Neue" w:eastAsia="Helvetica Neue" w:cs="Helvetica Neue"/>
       <w:color w:val="333333"/>
-      <w:sz w:val="20"/>
-      <w:szCs w:val="20"/>
+      <w:sz w:val="24"/>
+      <w:szCs w:val="24"/>
     </w:rPr>
   </w:style>
   <w:style w:type="character" w:default="1" w:styleId="DefaultParagraphFont">

--- a/examples/roundtrip.docx
+++ b/examples/roundtrip.docx
@@ -1387,7 +1387,7 @@
     </w:p>
     <w:p>
       <w:pPr>
-        <w:spacing w:after="160" w:line="295" w:lineRule="auto"/>
+        <w:spacing w:after="144" w:line="295" w:lineRule="auto"/>
         <w:jc w:val="center"/>
       </w:pPr>
       <w:r>

--- a/examples/roundtrip.docx
+++ b/examples/roundtrip.docx
@@ -2178,6 +2178,7 @@
       <w:rPr>
         <w:rFonts w:ascii="Calibri" w:hAnsi="Calibri" w:eastAsia="Calibri" w:cs="Calibri"/>
         <w:color w:val="000000"/>
+        <w:kern w:val="2"/>
         <w:sz w:val="22"/>
         <w:szCs w:val="22"/>
       </w:rPr>

--- a/examples/roundtrip.docx
+++ b/examples/roundtrip.docx
@@ -157,7 +157,7 @@
           <w:numId w:val="1"/>
         </w:numPr>
         <w:spacing w:line="278" w:lineRule="auto"/>
-        <w:ind w:left="720" w:hanging="360"/>
+        <w:ind w:left="720" w:hanging="245"/>
         <w:rPr>
           <w:sz w:val="24"/>
           <w:szCs w:val="24"/>
@@ -178,7 +178,7 @@
           <w:numId w:val="1"/>
         </w:numPr>
         <w:spacing w:line="278" w:lineRule="auto"/>
-        <w:ind w:left="720" w:hanging="360"/>
+        <w:ind w:left="720" w:hanging="245"/>
         <w:rPr>
           <w:sz w:val="24"/>
           <w:szCs w:val="24"/>
@@ -199,7 +199,7 @@
           <w:numId w:val="1"/>
         </w:numPr>
         <w:spacing w:line="278" w:lineRule="auto"/>
-        <w:ind w:left="720" w:hanging="360"/>
+        <w:ind w:left="720" w:hanging="245"/>
         <w:rPr>
           <w:sz w:val="24"/>
           <w:szCs w:val="24"/>
@@ -220,7 +220,7 @@
           <w:numId w:val="2"/>
         </w:numPr>
         <w:spacing w:after="160" w:line="278" w:lineRule="auto"/>
-        <w:ind w:left="1440" w:hanging="360"/>
+        <w:ind w:left="1440" w:hanging="274"/>
         <w:rPr>
           <w:sz w:val="24"/>
           <w:szCs w:val="24"/>
@@ -1515,7 +1515,7 @@
           <w:numId w:val="3"/>
         </w:numPr>
         <w:spacing w:line="278" w:lineRule="auto"/>
-        <w:ind w:left="720" w:hanging="360"/>
+        <w:ind w:left="720" w:hanging="54"/>
         <w:rPr>
           <w:sz w:val="24"/>
           <w:szCs w:val="24"/>
@@ -1536,7 +1536,7 @@
           <w:numId w:val="4"/>
         </w:numPr>
         <w:spacing w:line="278" w:lineRule="auto"/>
-        <w:ind w:left="1440" w:hanging="360"/>
+        <w:ind w:left="1440" w:hanging="54"/>
         <w:rPr>
           <w:sz w:val="24"/>
           <w:szCs w:val="24"/>
@@ -1557,7 +1557,7 @@
           <w:numId w:val="4"/>
         </w:numPr>
         <w:spacing w:line="278" w:lineRule="auto"/>
-        <w:ind w:left="1440" w:hanging="360"/>
+        <w:ind w:left="1440" w:hanging="54"/>
         <w:rPr>
           <w:sz w:val="24"/>
           <w:szCs w:val="24"/>
@@ -1578,7 +1578,7 @@
           <w:numId w:val="3"/>
         </w:numPr>
         <w:spacing w:line="278" w:lineRule="auto"/>
-        <w:ind w:left="720" w:hanging="360"/>
+        <w:ind w:left="720" w:hanging="54"/>
         <w:rPr>
           <w:sz w:val="24"/>
           <w:szCs w:val="24"/>
@@ -1599,7 +1599,7 @@
           <w:numId w:val="3"/>
         </w:numPr>
         <w:spacing w:after="160" w:line="278" w:lineRule="auto"/>
-        <w:ind w:left="720" w:hanging="360"/>
+        <w:ind w:left="720" w:hanging="54"/>
         <w:rPr>
           <w:sz w:val="24"/>
           <w:szCs w:val="24"/>
@@ -1810,7 +1810,7 @@
       <w:lvlText w:val=""/>
       <w:lvlJc w:val="left"/>
       <w:pPr>
-        <w:ind w:left="720" w:hanging="360"/>
+        <w:ind w:left="720" w:hanging="245"/>
       </w:pPr>
       <w:rPr>
         <w:rFonts w:ascii="Symbol" w:hAnsi="Symbol" w:hint="default"/>
@@ -1906,7 +1906,7 @@
       <w:lvlText w:val="o"/>
       <w:lvlJc w:val="left"/>
       <w:pPr>
-        <w:ind w:left="1440" w:hanging="360"/>
+        <w:ind w:left="1440" w:hanging="274"/>
       </w:pPr>
       <w:rPr>
         <w:rFonts w:ascii="Courier New" w:hAnsi="Courier New" w:hint="default"/>
@@ -1982,9 +1982,9 @@
       <w:start w:val="1"/>
       <w:numFmt w:val="decimal"/>
       <w:lvlText w:val="%1."/>
-      <w:lvlJc w:val="left"/>
-      <w:pPr>
-        <w:ind w:left="720" w:hanging="360"/>
+      <w:lvlJc w:val="right"/>
+      <w:pPr>
+        <w:ind w:left="720" w:hanging="54"/>
       </w:pPr>
     </w:lvl>
     <w:lvl w:ilvl="1">
@@ -2075,9 +2075,9 @@
       <w:start w:val="1"/>
       <w:numFmt w:val="lowerLetter"/>
       <w:lvlText w:val="%2."/>
-      <w:lvlJc w:val="left"/>
-      <w:pPr>
-        <w:ind w:left="1440" w:hanging="360"/>
+      <w:lvlJc w:val="right"/>
+      <w:pPr>
+        <w:ind w:left="1440" w:hanging="54"/>
       </w:pPr>
     </w:lvl>
     <w:lvl w:ilvl="2">
